--- a/downloads/sections/t17-l04-ai-agents-are-a-handoff-with-a-name-sources.docx
+++ b/downloads/sections/t17-l04-ai-agents-are-a-handoff-with-a-name-sources.docx
@@ -34,7 +34,7 @@
     </w:p>
     <w:p>
       <w:r>
-        <w:t>confirm. GenAI Studio's product page describes an engine-agnostic studio and names Agent Assist summaries as an initial consumer. It does not name a default model for this lab to repeat.. last checked 2026-10.</w:t>
+        <w:t>confirm. GenAI Studio's product page describes an engine-agnostic studio and names Agent Assist summaries as an initial consumer. It does not name a default model for this lab to repeat. last checked 2026-10.</w:t>
       </w:r>
     </w:p>
   </w:body>
